--- a/flow/20230914_vu_template/drafts/2024-02-u/10-СБ-Харлампія.docx
+++ b/flow/20230914_vu_template/drafts/2024-02-u/10-СБ-Харлампія.docx
@@ -3,33 +3,30 @@
 <w:document xmlns:mc="http://schemas.openxmlformats.org/markup-compatibility/2006" xmlns:o="urn:schemas-microsoft-com:office:office" xmlns:r="http://schemas.openxmlformats.org/officeDocument/2006/relationships" xmlns:m="http://schemas.openxmlformats.org/officeDocument/2006/math" xmlns:v="urn:schemas-microsoft-com:vml" xmlns:wp="http://schemas.openxmlformats.org/drawingml/2006/wordprocessingDrawing" xmlns:w10="urn:schemas-microsoft-com:office:word" xmlns:w="http://schemas.openxmlformats.org/wordprocessingml/2006/main" xmlns:wne="http://schemas.microsoft.com/office/word/2006/wordml" xmlns:sl="http://schemas.openxmlformats.org/schemaLibrary/2006/main" xmlns:a="http://schemas.openxmlformats.org/drawingml/2006/main" xmlns:pic="http://schemas.openxmlformats.org/drawingml/2006/picture" xmlns:c="http://schemas.openxmlformats.org/drawingml/2006/chart" xmlns:lc="http://schemas.openxmlformats.org/drawingml/2006/lockedCanvas" xmlns:dgm="http://schemas.openxmlformats.org/drawingml/2006/diagram" xmlns:wps="http://schemas.microsoft.com/office/word/2010/wordprocessingShape" xmlns:wpg="http://schemas.microsoft.com/office/word/2010/wordprocessingGroup" xmlns:w14="http://schemas.microsoft.com/office/word/2010/wordml" xmlns:w15="http://schemas.microsoft.com/office/word/2012/wordml">
   <w:body>
     <w:p>
-      <w:pPr>
-        <w:spacing w:after="120" w:lineRule="auto"/>
-        <w:rPr>
-          <w:rFonts w:ascii="Times New Roman" w:cs="Times New Roman" w:eastAsia="Times New Roman" w:hAnsi="Times New Roman"/>
-          <w:sz w:val="24"/>
-          <w:szCs w:val="24"/>
-        </w:rPr>
-      </w:pPr>
-      <w:r>
-        <w:rPr>
-          <w:rtl w:val="0"/>
-        </w:rPr>
-      </w:r>
-    </w:p>
-    <w:p>
-      <w:pPr>
-        <w:spacing w:after="120" w:lineRule="auto"/>
-        <w:rPr>
-          <w:rFonts w:ascii="Times New Roman" w:cs="Times New Roman" w:eastAsia="Times New Roman" w:hAnsi="Times New Roman"/>
-          <w:sz w:val="24"/>
-          <w:szCs w:val="24"/>
-        </w:rPr>
-      </w:pPr>
-      <w:r>
-        <w:rPr>
-          <w:rtl w:val="0"/>
-        </w:rPr>
+      <w:r>
+        <w:rPr>
+          <w:rFonts w:ascii="Times New Roman" w:hAnsi="Times New Roman"/>
+          <w:sz w:val="24"/>
+        </w:rPr>
+        <w:t>Лютий 10 Субота</w:t>
+      </w:r>
+    </w:p>
+    <w:p>
+      <w:r>
+        <w:rPr>
+          <w:rFonts w:ascii="Times New Roman" w:hAnsi="Times New Roman"/>
+          <w:sz w:val="24"/>
+        </w:rPr>
+        <w:t>Субота 36 по П'ятидесятниці</w:t>
+      </w:r>
+    </w:p>
+    <w:p>
+      <w:r>
+        <w:rPr>
+          <w:rFonts w:ascii="Times New Roman" w:hAnsi="Times New Roman"/>
+          <w:sz w:val="24"/>
+        </w:rPr>
+        <w:t>Святого мученика Харалампія</w:t>
       </w:r>
     </w:p>
     <w:p>
@@ -5795,76 +5792,100 @@
     </w:p>
     <w:p>
       <w:pPr>
-        <w:spacing w:after="120" w:lineRule="auto"/>
-        <w:jc w:val="both"/>
-        <w:rPr>
-          <w:rFonts w:ascii="Times New Roman" w:cs="Times New Roman" w:eastAsia="Times New Roman" w:hAnsi="Times New Roman"/>
-          <w:sz w:val="24"/>
-          <w:szCs w:val="24"/>
-        </w:rPr>
-      </w:pPr>
-      <w:r>
-        <w:rPr>
-          <w:rFonts w:ascii="Times New Roman" w:cs="Times New Roman" w:eastAsia="Times New Roman" w:hAnsi="Times New Roman"/>
-          <w:i w:val="1"/>
-          <w:color w:val="ff0000"/>
-          <w:sz w:val="24"/>
-          <w:szCs w:val="24"/>
-          <w:rtl w:val="0"/>
-        </w:rPr>
-        <w:t xml:space="preserve">тропар</w:t>
-      </w:r>
-      <w:r>
-        <w:rPr>
-          <w:rtl w:val="0"/>
-        </w:rPr>
-      </w:r>
-    </w:p>
-    <w:p>
-      <w:pPr>
-        <w:spacing w:after="120" w:lineRule="auto"/>
-        <w:jc w:val="both"/>
-        <w:rPr>
-          <w:rFonts w:ascii="Times New Roman" w:cs="Times New Roman" w:eastAsia="Times New Roman" w:hAnsi="Times New Roman"/>
-          <w:sz w:val="24"/>
-          <w:szCs w:val="24"/>
-        </w:rPr>
-      </w:pPr>
-      <w:r>
-        <w:rPr>
-          <w:rFonts w:ascii="Times New Roman" w:cs="Times New Roman" w:eastAsia="Times New Roman" w:hAnsi="Times New Roman"/>
-          <w:b w:val="1"/>
-          <w:sz w:val="24"/>
-          <w:szCs w:val="24"/>
-          <w:rtl w:val="0"/>
-        </w:rPr>
-        <w:t xml:space="preserve">Слава: і нині:</w:t>
-      </w:r>
-      <w:r>
-        <w:rPr>
-          <w:rFonts w:ascii="Times New Roman" w:cs="Times New Roman" w:eastAsia="Times New Roman" w:hAnsi="Times New Roman"/>
-          <w:sz w:val="24"/>
-          <w:szCs w:val="24"/>
-          <w:rtl w:val="0"/>
-        </w:rPr>
-        <w:t xml:space="preserve"> </w:t>
-      </w:r>
-    </w:p>
-    <w:p>
-      <w:pPr>
-        <w:spacing w:after="120" w:lineRule="auto"/>
-        <w:jc w:val="both"/>
-        <w:rPr>
-          <w:rFonts w:ascii="Times New Roman" w:cs="Times New Roman" w:eastAsia="Times New Roman" w:hAnsi="Times New Roman"/>
-          <w:sz w:val="24"/>
-          <w:szCs w:val="24"/>
-        </w:rPr>
-      </w:pPr>
-      <w:r>
-        <w:rPr>
-          <w:rtl w:val="0"/>
-        </w:rPr>
-      </w:r>
+        <w:pStyle w:val="Normal"/>
+      </w:pPr>
+      <w:r>
+        <w:rPr>
+          <w:rFonts w:ascii="Times New Roman" w:hAnsi="Times New Roman"/>
+          <w:i/>
+          <w:color w:val="FF0000"/>
+          <w:sz w:val="24"/>
+        </w:rPr>
+        <w:t>Тропар (г. 4):</w:t>
+      </w:r>
+      <w:r>
+        <w:rPr>
+          <w:rFonts w:ascii="Times New Roman" w:hAnsi="Times New Roman"/>
+          <w:sz w:val="24"/>
+        </w:rPr>
+        <w:t xml:space="preserve"> Мученик Твій, Господи, Харлампій,* у стражданнях своїх прийняв вінець нетлінний від Тебе, Бога нашого,* мавши бо кріпость Твою, він мучителів подолав,* сокрушив і демонів зухвальства безсильні.* Його молитвами спаси душі наші.</w:t>
+      </w:r>
+    </w:p>
+    <w:p>
+      <w:pPr>
+        <w:pStyle w:val="a"/>
+      </w:pPr>
+      <w:r>
+        <w:rPr>
+          <w:rFonts w:ascii="Times New Roman" w:hAnsi="Times New Roman"/>
+          <w:b/>
+          <w:sz w:val="24"/>
+        </w:rPr>
+        <w:t xml:space="preserve">Слава, і нині: </w:t>
+      </w:r>
+      <w:r>
+        <w:rPr>
+          <w:rFonts w:ascii="Times New Roman" w:hAnsi="Times New Roman"/>
+          <w:i/>
+          <w:color w:val="FF0000"/>
+          <w:sz w:val="24"/>
+        </w:rPr>
+        <w:t xml:space="preserve">Богородичний (г. 4): </w:t>
+      </w:r>
+      <w:r>
+        <w:rPr>
+          <w:rFonts w:ascii="Times New Roman" w:hAnsi="Times New Roman"/>
+          <w:sz w:val="24"/>
+        </w:rPr>
+        <w:t xml:space="preserve">Таємниця споконвіку закрита й ангелам незнана:* через тебе, Богородице, Бог землянам появився,* прийнявши в </w:t>
+      </w:r>
+      <w:r>
+        <w:rPr>
+          <w:rFonts w:ascii="Times New Roman" w:hAnsi="Times New Roman"/>
+          <w:sz w:val="24"/>
+        </w:rPr>
+        <w:t>незлитній</w:t>
+      </w:r>
+      <w:r>
+        <w:rPr>
+          <w:rFonts w:ascii="Times New Roman" w:hAnsi="Times New Roman"/>
+          <w:sz w:val="24"/>
+        </w:rPr>
+        <w:t xml:space="preserve"> сполуці тіло* і витерпівши задля нас добровільно хрест;* ним він воскресив </w:t>
+      </w:r>
+      <w:r>
+        <w:rPr>
+          <w:rFonts w:ascii="Times New Roman" w:hAnsi="Times New Roman"/>
+          <w:sz w:val="24"/>
+        </w:rPr>
+        <w:t>первоствореного</w:t>
+      </w:r>
+      <w:r>
+        <w:rPr>
+          <w:rFonts w:ascii="Times New Roman" w:hAnsi="Times New Roman"/>
+          <w:sz w:val="24"/>
+        </w:rPr>
+        <w:t xml:space="preserve">* і спас від </w:t>
+      </w:r>
+      <w:r>
+        <w:rPr>
+          <w:rFonts w:ascii="Times New Roman" w:hAnsi="Times New Roman"/>
+          <w:sz w:val="24"/>
+        </w:rPr>
+        <w:t>смерти</w:t>
+      </w:r>
+      <w:r>
+        <w:rPr>
+          <w:rFonts w:ascii="Times New Roman" w:hAnsi="Times New Roman"/>
+          <w:sz w:val="24"/>
+        </w:rPr>
+        <w:t xml:space="preserve"> душі наші.</w:t>
+      </w:r>
+    </w:p>
+    <w:p>
+      <w:pPr>
+        <w:pStyle w:val="a"/>
+      </w:pPr>
     </w:p>
     <w:p>
       <w:pPr>
@@ -6770,64 +6791,12 @@
       </w:r>
     </w:p>
     <w:p>
-      <w:pPr>
-        <w:spacing w:after="120" w:lineRule="auto"/>
-        <w:jc w:val="both"/>
-        <w:rPr>
-          <w:rFonts w:ascii="Times New Roman" w:cs="Times New Roman" w:eastAsia="Times New Roman" w:hAnsi="Times New Roman"/>
-          <w:sz w:val="24"/>
-          <w:szCs w:val="24"/>
-        </w:rPr>
-      </w:pPr>
-      <w:r>
-        <w:rPr>
-          <w:rFonts w:ascii="Times New Roman" w:cs="Times New Roman" w:eastAsia="Times New Roman" w:hAnsi="Times New Roman"/>
-          <w:i w:val="1"/>
-          <w:color w:val="ff0000"/>
-          <w:sz w:val="24"/>
-          <w:szCs w:val="24"/>
-          <w:rtl w:val="0"/>
-        </w:rPr>
-        <w:t xml:space="preserve">Священик:</w:t>
-      </w:r>
-      <w:r>
-        <w:rPr>
-          <w:rFonts w:ascii="Times New Roman" w:cs="Times New Roman" w:eastAsia="Times New Roman" w:hAnsi="Times New Roman"/>
-          <w:color w:val="ff0000"/>
-          <w:sz w:val="24"/>
-          <w:szCs w:val="24"/>
-          <w:rtl w:val="0"/>
-        </w:rPr>
-        <w:t xml:space="preserve"> </w:t>
-      </w:r>
-      <w:r>
-        <w:rPr>
-          <w:rFonts w:ascii="Times New Roman" w:cs="Times New Roman" w:eastAsia="Times New Roman" w:hAnsi="Times New Roman"/>
-          <w:sz w:val="24"/>
-          <w:szCs w:val="24"/>
-          <w:rtl w:val="0"/>
-        </w:rPr>
-        <w:t xml:space="preserve">Христос, істинний Бог наш, молитвами пречистої своєї Матері, силою чесного і животворящого хреста, заступництвом чесних небесних сил безплотних, чесного і славного пророка, предтечі і христителя Йоана, святих, славних і всехвальних апостолів, святого отця нашого Миколая, архиєпископа Мирлікійського, чудотворця, святих, славних і переможних мучеників, преподобних і богоносних отців наших, святих і праведних богоотців Йоакима й Анни, і святого (</w:t>
-      </w:r>
-      <w:r>
-        <w:rPr>
-          <w:rFonts w:ascii="Times New Roman" w:cs="Times New Roman" w:eastAsia="Times New Roman" w:hAnsi="Times New Roman"/>
-          <w:i w:val="1"/>
-          <w:color w:val="ff0000"/>
-          <w:sz w:val="24"/>
-          <w:szCs w:val="24"/>
-          <w:rtl w:val="0"/>
-        </w:rPr>
-        <w:t xml:space="preserve">ім'я, якого є храм</w:t>
-      </w:r>
-      <w:r>
-        <w:rPr>
-          <w:rFonts w:ascii="Times New Roman" w:cs="Times New Roman" w:eastAsia="Times New Roman" w:hAnsi="Times New Roman"/>
-          <w:sz w:val="24"/>
-          <w:szCs w:val="24"/>
-          <w:rtl w:val="0"/>
-        </w:rPr>
-        <w:t xml:space="preserve">), і святого…, і всіх святих, помилує і спасе нас, як благий і чоловіколюбець.</w:t>
+      <w:r>
+        <w:rPr>
+          <w:rFonts w:ascii="Times New Roman" w:hAnsi="Times New Roman"/>
+          <w:sz w:val="24"/>
+        </w:rPr>
+        <w:t>Священик: Христос, істинний Бог наш, молитвами пречистої своєї Матері, силою чесного і животворного Хреста, заступництвом чесних небесних сил безтілесних, чесного, славного пророка, предтечі і христителя Йоана, святих, славних і всехвальних апостолів, святого отця нашого Миколая, архиєпископа мирлікійського, чудотворця, святих славних і переможних мучеників, преподобних і богоносних отців наших, святих і праведних богоотців Йоакима й Анни, святого, якого є храм, святого мученика Харалампія і всіх святих, помилує і спасе нас, як благий і чоловіколюбець.</w:t>
       </w:r>
     </w:p>
     <w:p>
@@ -10923,10 +10892,9 @@
           <w:rFonts w:ascii="Times New Roman" w:cs="Times New Roman" w:eastAsia="Times New Roman" w:hAnsi="Times New Roman"/>
           <w:i w:val="1"/>
           <w:color w:val="ff0000"/>
-          <w:highlight w:val="yellow"/>
-          <w:rtl w:val="0"/>
-        </w:rPr>
-        <w:t xml:space="preserve">???</w:t>
+          <w:rtl w:val="0"/>
+        </w:rPr>
+        <w:t>4</w:t>
       </w:r>
       <w:r>
         <w:rPr>
@@ -11187,135 +11155,72 @@
     </w:p>
     <w:p>
       <w:pPr>
-        <w:spacing w:after="120" w:lineRule="auto"/>
-        <w:jc w:val="both"/>
-        <w:rPr>
-          <w:rFonts w:ascii="Times New Roman" w:cs="Times New Roman" w:eastAsia="Times New Roman" w:hAnsi="Times New Roman"/>
-          <w:b w:val="1"/>
-          <w:sz w:val="24"/>
-          <w:szCs w:val="24"/>
-        </w:rPr>
-      </w:pPr>
-      <w:r>
-        <w:rPr>
-          <w:rtl w:val="0"/>
-        </w:rPr>
-      </w:r>
-    </w:p>
-    <w:p>
-      <w:pPr>
-        <w:spacing w:after="120" w:lineRule="auto"/>
-        <w:jc w:val="both"/>
-        <w:rPr>
-          <w:rFonts w:ascii="Times New Roman" w:cs="Times New Roman" w:eastAsia="Times New Roman" w:hAnsi="Times New Roman"/>
-          <w:i w:val="1"/>
-          <w:sz w:val="24"/>
-          <w:szCs w:val="24"/>
-        </w:rPr>
-      </w:pPr>
-      <w:r>
-        <w:rPr>
-          <w:rFonts w:ascii="Times New Roman" w:cs="Times New Roman" w:eastAsia="Times New Roman" w:hAnsi="Times New Roman"/>
-          <w:b w:val="1"/>
-          <w:sz w:val="24"/>
-          <w:szCs w:val="24"/>
-          <w:rtl w:val="0"/>
-        </w:rPr>
-        <w:t xml:space="preserve">Слава: </w:t>
-      </w:r>
-      <w:r>
-        <w:rPr>
-          <w:rtl w:val="0"/>
-        </w:rPr>
-      </w:r>
-    </w:p>
-    <w:p>
-      <w:pPr>
-        <w:spacing w:after="120" w:lineRule="auto"/>
-        <w:jc w:val="both"/>
-        <w:rPr>
-          <w:rFonts w:ascii="Times New Roman" w:cs="Times New Roman" w:eastAsia="Times New Roman" w:hAnsi="Times New Roman"/>
-          <w:sz w:val="24"/>
-          <w:szCs w:val="24"/>
-        </w:rPr>
-      </w:pPr>
-      <w:r>
-        <w:rPr>
-          <w:rFonts w:ascii="Times New Roman" w:cs="Times New Roman" w:eastAsia="Times New Roman" w:hAnsi="Times New Roman"/>
-          <w:b w:val="1"/>
-          <w:sz w:val="24"/>
-          <w:szCs w:val="24"/>
-          <w:rtl w:val="0"/>
-        </w:rPr>
-        <w:t xml:space="preserve">І нині:</w:t>
-      </w:r>
-      <w:r>
-        <w:rPr>
-          <w:rFonts w:ascii="Times New Roman" w:cs="Times New Roman" w:eastAsia="Times New Roman" w:hAnsi="Times New Roman"/>
-          <w:sz w:val="24"/>
-          <w:szCs w:val="24"/>
-          <w:rtl w:val="0"/>
-        </w:rPr>
-        <w:t xml:space="preserve"> </w:t>
-      </w:r>
-    </w:p>
-    <w:p>
-      <w:pPr>
-        <w:spacing w:after="120" w:lineRule="auto"/>
-        <w:jc w:val="both"/>
-        <w:rPr>
-          <w:rFonts w:ascii="Times New Roman" w:cs="Times New Roman" w:eastAsia="Times New Roman" w:hAnsi="Times New Roman"/>
-          <w:sz w:val="24"/>
-          <w:szCs w:val="24"/>
-        </w:rPr>
-      </w:pPr>
-      <w:r>
-        <w:rPr>
-          <w:rtl w:val="0"/>
-        </w:rPr>
-      </w:r>
-    </w:p>
-    <w:p>
-      <w:pPr>
-        <w:spacing w:after="120" w:lineRule="auto"/>
-        <w:jc w:val="both"/>
-        <w:rPr>
-          <w:rFonts w:ascii="Times New Roman" w:cs="Times New Roman" w:eastAsia="Times New Roman" w:hAnsi="Times New Roman"/>
-          <w:i w:val="1"/>
-          <w:color w:val="ff0000"/>
-          <w:sz w:val="24"/>
-          <w:szCs w:val="24"/>
-        </w:rPr>
-      </w:pPr>
-      <w:r>
-        <w:rPr>
-          <w:rFonts w:ascii="Times New Roman" w:cs="Times New Roman" w:eastAsia="Times New Roman" w:hAnsi="Times New Roman"/>
-          <w:i w:val="1"/>
-          <w:color w:val="ff0000"/>
-          <w:sz w:val="24"/>
-          <w:szCs w:val="24"/>
-          <w:rtl w:val="0"/>
-        </w:rPr>
-        <w:t xml:space="preserve">По тропарях читає читець чергову катизму, після якої диякон перед св. дверми виголошує:</w:t>
-      </w:r>
-    </w:p>
-    <w:p>
-      <w:pPr>
-        <w:spacing w:after="120" w:lineRule="auto"/>
-        <w:jc w:val="both"/>
-        <w:rPr>
-          <w:rFonts w:ascii="Times New Roman" w:cs="Times New Roman" w:eastAsia="Times New Roman" w:hAnsi="Times New Roman"/>
-          <w:i w:val="1"/>
-          <w:color w:val="000000"/>
-          <w:sz w:val="24"/>
-          <w:szCs w:val="24"/>
-        </w:rPr>
-      </w:pPr>
-      <w:r>
-        <w:rPr>
-          <w:rtl w:val="0"/>
-        </w:rPr>
-      </w:r>
+        <w:pStyle w:val="Normal"/>
+      </w:pPr>
+      <w:r>
+        <w:rPr>
+          <w:rFonts w:ascii="Times New Roman" w:hAnsi="Times New Roman"/>
+          <w:i/>
+          <w:color w:val="FF0000"/>
+          <w:sz w:val="24"/>
+        </w:rPr>
+        <w:t>Тропар (г. 4):</w:t>
+      </w:r>
+      <w:r>
+        <w:rPr>
+          <w:rFonts w:ascii="Times New Roman" w:hAnsi="Times New Roman"/>
+          <w:sz w:val="24"/>
+        </w:rPr>
+        <w:t xml:space="preserve"> Мученик Твій, Господи, Харлампій,* у стражданнях своїх прийняв вінець нетлінний від Тебе, Бога нашого,* мавши бо кріпость Твою, він мучителів подолав,* сокрушив і демонів зухвальства безсильні.* Його молитвами спаси душі наші.</w:t>
+      </w:r>
+    </w:p>
+    <w:p>
+      <w:pPr>
+        <w:pStyle w:val="a"/>
+      </w:pPr>
+      <w:r>
+        <w:rPr>
+          <w:rFonts w:ascii="Times New Roman" w:hAnsi="Times New Roman"/>
+          <w:b/>
+          <w:sz w:val="24"/>
+        </w:rPr>
+        <w:t xml:space="preserve">Слава, і нині: </w:t>
+      </w:r>
+      <w:r>
+        <w:rPr>
+          <w:rFonts w:ascii="Times New Roman" w:hAnsi="Times New Roman"/>
+          <w:i/>
+          <w:color w:val="FF0000"/>
+          <w:sz w:val="24"/>
+        </w:rPr>
+        <w:t xml:space="preserve">Богородичний (г. 4): </w:t>
+      </w:r>
+      <w:r>
+        <w:rPr>
+          <w:rFonts w:ascii="Times New Roman" w:hAnsi="Times New Roman"/>
+          <w:sz w:val="24"/>
+        </w:rPr>
+        <w:t xml:space="preserve">Тебе величаємо, Богородице, промовляючи:* Ти ота гора, від якої несказанно відколовся камінь* і зруйнував </w:t>
+      </w:r>
+      <w:r>
+        <w:rPr>
+          <w:rFonts w:ascii="Times New Roman" w:hAnsi="Times New Roman"/>
+          <w:sz w:val="24"/>
+        </w:rPr>
+        <w:t>адські</w:t>
+      </w:r>
+      <w:r>
+        <w:rPr>
+          <w:rFonts w:ascii="Times New Roman" w:hAnsi="Times New Roman"/>
+          <w:sz w:val="24"/>
+        </w:rPr>
+        <w:t xml:space="preserve"> брами.</w:t>
+      </w:r>
+    </w:p>
+    <w:p>
+      <w:pPr>
+        <w:pStyle w:val="a"/>
+      </w:pPr>
     </w:p>
     <w:p>
       <w:pPr>
@@ -17373,35 +17278,72 @@
     </w:p>
     <w:p>
       <w:pPr>
-        <w:spacing w:after="120" w:lineRule="auto"/>
-        <w:jc w:val="both"/>
-        <w:rPr>
-          <w:rFonts w:ascii="Times New Roman" w:cs="Times New Roman" w:eastAsia="Times New Roman" w:hAnsi="Times New Roman"/>
-          <w:sz w:val="24"/>
-          <w:szCs w:val="24"/>
-        </w:rPr>
-      </w:pPr>
-      <w:r>
-        <w:rPr>
-          <w:rtl w:val="0"/>
-        </w:rPr>
-      </w:r>
-    </w:p>
-    <w:p>
-      <w:pPr>
-        <w:spacing w:after="120" w:lineRule="auto"/>
-        <w:jc w:val="both"/>
-        <w:rPr>
-          <w:rFonts w:ascii="Times New Roman" w:cs="Times New Roman" w:eastAsia="Times New Roman" w:hAnsi="Times New Roman"/>
-          <w:sz w:val="24"/>
-          <w:szCs w:val="24"/>
-        </w:rPr>
-      </w:pPr>
-      <w:r>
-        <w:rPr>
-          <w:rtl w:val="0"/>
-        </w:rPr>
-      </w:r>
+        <w:pStyle w:val="Normal"/>
+      </w:pPr>
+      <w:r>
+        <w:rPr>
+          <w:rFonts w:ascii="Times New Roman" w:hAnsi="Times New Roman"/>
+          <w:i/>
+          <w:color w:val="FF0000"/>
+          <w:sz w:val="24"/>
+        </w:rPr>
+        <w:t>Тропар (г. 4):</w:t>
+      </w:r>
+      <w:r>
+        <w:rPr>
+          <w:rFonts w:ascii="Times New Roman" w:hAnsi="Times New Roman"/>
+          <w:sz w:val="24"/>
+        </w:rPr>
+        <w:t xml:space="preserve"> Мученик Твій, Господи, Харлампій,* у стражданнях своїх прийняв вінець нетлінний від Тебе, Бога нашого,* мавши бо кріпость Твою, він мучителів подолав,* сокрушив і демонів зухвальства безсильні.* Його молитвами спаси душі наші.</w:t>
+      </w:r>
+    </w:p>
+    <w:p>
+      <w:pPr>
+        <w:pStyle w:val="a"/>
+      </w:pPr>
+      <w:r>
+        <w:rPr>
+          <w:rFonts w:ascii="Times New Roman" w:hAnsi="Times New Roman"/>
+          <w:b/>
+          <w:sz w:val="24"/>
+        </w:rPr>
+        <w:t xml:space="preserve">Слава, і нині: </w:t>
+      </w:r>
+      <w:r>
+        <w:rPr>
+          <w:rFonts w:ascii="Times New Roman" w:hAnsi="Times New Roman"/>
+          <w:i/>
+          <w:color w:val="FF0000"/>
+          <w:sz w:val="24"/>
+        </w:rPr>
+        <w:t xml:space="preserve">Богородичний (г. 4): </w:t>
+      </w:r>
+      <w:r>
+        <w:rPr>
+          <w:rFonts w:ascii="Times New Roman" w:hAnsi="Times New Roman"/>
+          <w:sz w:val="24"/>
+        </w:rPr>
+        <w:t xml:space="preserve">Тебе величаємо, Богородице, промовляючи:* Ти ота гора, від якої несказанно відколовся камінь* і зруйнував </w:t>
+      </w:r>
+      <w:r>
+        <w:rPr>
+          <w:rFonts w:ascii="Times New Roman" w:hAnsi="Times New Roman"/>
+          <w:sz w:val="24"/>
+        </w:rPr>
+        <w:t>адські</w:t>
+      </w:r>
+      <w:r>
+        <w:rPr>
+          <w:rFonts w:ascii="Times New Roman" w:hAnsi="Times New Roman"/>
+          <w:sz w:val="24"/>
+        </w:rPr>
+        <w:t xml:space="preserve"> брами.</w:t>
+      </w:r>
+    </w:p>
+    <w:p>
+      <w:pPr>
+        <w:pStyle w:val="a"/>
+      </w:pPr>
     </w:p>
     <w:p>
       <w:pPr>
@@ -18104,64 +18046,12 @@
       </w:r>
     </w:p>
     <w:p>
-      <w:pPr>
-        <w:spacing w:after="120" w:lineRule="auto"/>
-        <w:jc w:val="both"/>
-        <w:rPr>
-          <w:rFonts w:ascii="Times New Roman" w:cs="Times New Roman" w:eastAsia="Times New Roman" w:hAnsi="Times New Roman"/>
-          <w:sz w:val="24"/>
-          <w:szCs w:val="24"/>
-        </w:rPr>
-      </w:pPr>
-      <w:r>
-        <w:rPr>
-          <w:rFonts w:ascii="Times New Roman" w:cs="Times New Roman" w:eastAsia="Times New Roman" w:hAnsi="Times New Roman"/>
-          <w:i w:val="1"/>
-          <w:color w:val="ff0000"/>
-          <w:sz w:val="24"/>
-          <w:szCs w:val="24"/>
-          <w:rtl w:val="0"/>
-        </w:rPr>
-        <w:t xml:space="preserve">Священик:</w:t>
-      </w:r>
-      <w:r>
-        <w:rPr>
-          <w:rFonts w:ascii="Times New Roman" w:cs="Times New Roman" w:eastAsia="Times New Roman" w:hAnsi="Times New Roman"/>
-          <w:color w:val="ff0000"/>
-          <w:sz w:val="24"/>
-          <w:szCs w:val="24"/>
-          <w:rtl w:val="0"/>
-        </w:rPr>
-        <w:t xml:space="preserve"> </w:t>
-      </w:r>
-      <w:r>
-        <w:rPr>
-          <w:rFonts w:ascii="Times New Roman" w:cs="Times New Roman" w:eastAsia="Times New Roman" w:hAnsi="Times New Roman"/>
-          <w:sz w:val="24"/>
-          <w:szCs w:val="24"/>
-          <w:rtl w:val="0"/>
-        </w:rPr>
-        <w:t xml:space="preserve">Христос, істинний Бог наш, молитвами пречистої своєї Матері, силою чесного і животворящого хреста, заступництвом чесних небесних сил безплотних, чесного і славного пророка, предтечі і христителя Йоана, святих, славних і всехвальних апостолів, святого отця нашого Миколая, архиєпископа Мирлікійського, чудотворця, святих, славних і переможних мучеників, преподобних і богоносних отців наших, святих і праведних богоотців Йоакима й Анни, і святого (</w:t>
-      </w:r>
-      <w:r>
-        <w:rPr>
-          <w:rFonts w:ascii="Times New Roman" w:cs="Times New Roman" w:eastAsia="Times New Roman" w:hAnsi="Times New Roman"/>
-          <w:i w:val="1"/>
-          <w:color w:val="ff0000"/>
-          <w:sz w:val="24"/>
-          <w:szCs w:val="24"/>
-          <w:rtl w:val="0"/>
-        </w:rPr>
-        <w:t xml:space="preserve">ім'я, якого є храм</w:t>
-      </w:r>
-      <w:r>
-        <w:rPr>
-          <w:rFonts w:ascii="Times New Roman" w:cs="Times New Roman" w:eastAsia="Times New Roman" w:hAnsi="Times New Roman"/>
-          <w:sz w:val="24"/>
-          <w:szCs w:val="24"/>
-          <w:rtl w:val="0"/>
-        </w:rPr>
-        <w:t xml:space="preserve">), і святого    , і всіх святих, помилує і спасе нас, як благий і чоловіколюбець.</w:t>
+      <w:r>
+        <w:rPr>
+          <w:rFonts w:ascii="Times New Roman" w:hAnsi="Times New Roman"/>
+          <w:sz w:val="24"/>
+        </w:rPr>
+        <w:t>Священик: Христос, істинний Бог наш, молитвами пречистої своєї Матері, силою чесного і животворного Хреста, заступництвом чесних небесних сил безтілесних, чесного, славного пророка, предтечі і христителя Йоана, святих, славних і всехвальних апостолів, святого отця нашого Миколая, архиєпископа мирлікійського, чудотворця, святих славних і переможних мучеників, преподобних і богоносних отців наших, святих і праведних богоотців Йоакима й Анни, святого, якого є храм, святого мученика Харалампія і всіх святих, помилує і спасе нас, як благий і чоловіколюбець.</w:t>
       </w:r>
     </w:p>
     <w:p>
